--- a/api/templates/Letter of Wishes - Couple (Clio).docx
+++ b/api/templates/Letter of Wishes - Couple (Clio).docx
@@ -167,9 +167,7 @@
         <w:t>) in connection with our last will and testament, to convey our wishes in relation to the administration of our estates</w:t>
       </w:r>
       <w:r>
-        <w:rPr>
-          <w:highlight w:val="cyan"/>
-        </w:rPr>
+        <w:rPr/>
         <w:t>[#if with TT wills]</w:t>
       </w:r>
       <w:r>
@@ -179,9 +177,7 @@
         <w:t xml:space="preserve">including the distribution of the capital and income of any testamentary trust established </w:t>
       </w:r>
       <w:r>
-        <w:rPr>
-          <w:highlight w:val="cyan"/>
-        </w:rPr>
+        <w:rPr/>
         <w:t>[#end]</w:t>
       </w:r>
       <w:r>
@@ -260,27 +256,19 @@
         </w:numPr>
       </w:pPr>
       <w:r>
-        <w:rPr>
-          <w:highlight w:val="cyan"/>
-        </w:rPr>
+        <w:rPr/>
         <w:t>[#If</w:t>
       </w:r>
       <w:r>
-        <w:rPr>
-          <w:highlight w:val="cyan"/>
-        </w:rPr>
+        <w:rPr/>
         <w:t xml:space="preserve"> w</w:t>
       </w:r>
       <w:r>
-        <w:rPr>
-          <w:highlight w:val="cyan"/>
-        </w:rPr>
+        <w:rPr/>
         <w:t>ill includes</w:t>
       </w:r>
       <w:r>
-        <w:rPr>
-          <w:highlight w:val="cyan"/>
-        </w:rPr>
+        <w:rPr/>
         <w:t xml:space="preserve"> TT]</w:t>
       </w:r>
       <w:r>
@@ -340,18 +328,14 @@
         <w:ind w:left="1181" w:hanging="461"/>
       </w:pPr>
       <w:r>
-        <w:rPr>
-          <w:highlight w:val="cyan"/>
-        </w:rPr>
+        <w:rPr/>
         <w:t>#single TT &amp; minor children:</w:t>
       </w:r>
       <w:r>
         <w:t xml:space="preserve"> when the youngest of our surviving children attains the age of </w:t>
       </w:r>
       <w:r>
-        <w:rPr>
-          <w:highlight w:val="yellow"/>
-        </w:rPr>
+        <w:rPr/>
         <w:t>[#age]</w:t>
       </w:r>
       <w:r>
@@ -376,18 +360,14 @@
         <w:ind w:left="1181" w:hanging="461"/>
       </w:pPr>
       <w:r>
-        <w:rPr>
-          <w:highlight w:val="cyan"/>
-        </w:rPr>
+        <w:rPr/>
         <w:t>#multi TT &amp; minor children:</w:t>
       </w:r>
       <w:r>
         <w:t xml:space="preserve"> when each of our children attains the age of </w:t>
       </w:r>
       <w:r>
-        <w:rPr>
-          <w:highlight w:val="yellow"/>
-        </w:rPr>
+        <w:rPr/>
         <w:t>[#age]</w:t>
       </w:r>
       <w:r>
@@ -502,33 +482,23 @@
         <w:pStyle w:val="UserNotes"/>
       </w:pPr>
       <w:r>
-        <w:rPr>
-          <w:highlight w:val="cyan"/>
-        </w:rPr>
+        <w:rPr/>
         <w:t xml:space="preserve">[#end of </w:t>
       </w:r>
       <w:r>
-        <w:rPr>
-          <w:highlight w:val="cyan"/>
-        </w:rPr>
+        <w:rPr/>
         <w:t>will with</w:t>
       </w:r>
       <w:r>
-        <w:rPr>
-          <w:highlight w:val="cyan"/>
-        </w:rPr>
+        <w:rPr/>
         <w:t xml:space="preserve"> TT</w:t>
       </w:r>
       <w:r>
-        <w:rPr>
-          <w:highlight w:val="cyan"/>
-        </w:rPr>
+        <w:rPr/>
         <w:t xml:space="preserve"> </w:t>
       </w:r>
       <w:r>
-        <w:rPr>
-          <w:highlight w:val="cyan"/>
-        </w:rPr>
+        <w:rPr/>
         <w:t>option]</w:t>
       </w:r>
     </w:p>
@@ -723,9 +693,7 @@
         <w:ind w:left="720" w:hanging="720"/>
       </w:pPr>
       <w:r>
-        <w:rPr>
-          <w:highlight w:val="cyan"/>
-        </w:rPr>
+        <w:rPr/>
         <w:t>[#If MINOR CHILDREN]</w:t>
       </w:r>
       <w:r>
